--- a/data/human_paras/human_para_16.docx
+++ b/data/human_paras/human_para_16.docx
@@ -4,7 +4,7 @@
   <w:body>
     <w:p>
       <w:r>
-        <w:t>Walmart sells products from over 70 countries around the world, and its governed inventory is worth approximately $32 billion USD. Walmart collaborates carefully with its vendors to ensure that processes meet consumer demand during both relatively constant and good activity times. The delivery centers at Walmart are managed with the main goal of getting products to the stores where they are needed as rapidly as feasible and without having to incur the extra expense of holding or stashing perishable products for extended periods of time. In order to effectively control its vendors, Walmart collaborates closely with producers to reduce costs and control management techniques (Ref-f941492). Walmart has created a program called Vendor Managed Inventory (VMI) in which manufacturers are responsible for overseeing their own products inside of Walmart's distribution centers.</w:t>
+        <w:t>This milestone paper focuses on the examination of the company's supply and demand along with its product flow, as mentioned in the given case study. Moreover, it explains the evaluation of Walmart's infrastructure sourcing strategies to determine areas that may require improvement and will allow potential for future development. The paper discusses Demand Forecasting, covering the customer's demands and the supplier's functionality, in order to discover prospective alignments that would save waste and costs, as well as the efficacy of each supplier's stocking reorder points as well as economic order amounts. By concentrating on the restrictions that exist throughout the supply chain. Furthermore, the report discusses the existing network sourcing strategy, determining if the quality and quantity of suppliers seems to be the appropriate combination for the operation. Finally, it offers a method for optimizing the source network that takes existing operations into consideration.</w:t>
       </w:r>
     </w:p>
     <w:sectPr>
